--- a/data/ai_paras/AI_para_191.docx
+++ b/data/ai_paras/AI_para_191.docx
@@ -4,7 +4,7 @@
   <w:body>
     <w:p>
       <w:r>
-        <w:t>Trompenaars’ Model offers a nuanced perspective on the cultural disparities between U.S. and Thai societies, particularly focusing on universalism versus particularism and achievement versus ascription. Universalism, which is prevalent in American culture, emphasizes the application of consistent rules and standards, whereas Thai culture leans towards particularism, where context and relationships heavily influence decision-making processes (Ref-u480496). This divergence impacts how contracts are interpreted and how negotiations are conducted, with Americans typically adhering to written agreements and Thais valuing flexibility and adaptation to circumstances. Additionally, the achievement versus ascription dimension highlights further contrasts; the United States often rewards individuals based on accomplishments and performance, whereas Thailand places significant value on ascribed status, such as age and social connections, influencing professional hierarchies and advancement opportunities. Understanding these differences through Trompenaars’ Model underscores the importance of adapting business strategies to align with cultural expectations in diverse environments (Ref-u480496).</w:t>
+        <w:t>Schein’s Three-Level Model offers a structured approach to understanding the cultural disparities between U.S. and Thai societies by examining underlying assumptions, values, and observable artifacts. At the level of basic assumptions, U.S. culture often prioritizes individualism and autonomy, whereas Thai culture places a strong emphasis on community and interconnectedness, which influences behavior in both personal and professional contexts (Ref-s600421). Values, as the second level, further highlight distinctions; Americans typically value assertiveness and direct communication, while Thais often prefer harmony and indirectness, aligning with their hierarchical societal structure. Artifacts, the most visible cultural elements, also differ markedly; for instance, American workplaces frequently feature open-plan offices to promote collaboration, whereas Thai workplaces may display symbols of respect for authority, such as formal office layouts. Understanding these levels through Schein’s model provides deeper insights into how these cultural differences manifest and affect interactions within diverse environments.</w:t>
       </w:r>
     </w:p>
     <w:sectPr>
